--- a/tma/templates/Adenda de Extensión de Plazo - Contrato Tradicional -PF en PESOS.docx
+++ b/tma/templates/Adenda de Extensión de Plazo - Contrato Tradicional -PF en PESOS.docx
@@ -1,6 +1,6 @@
 
 <file path=word/document.xml><?xml version="1.0" encoding="utf-8"?>
-<w:document xmlns:wpc="http://schemas.microsoft.com/office/word/2010/wordprocessingCanvas" xmlns:cx="http://schemas.microsoft.com/office/drawing/2014/chartex" xmlns:cx1="http://schemas.microsoft.com/office/drawing/2015/9/8/chartex" xmlns:cx2="http://schemas.microsoft.com/office/drawing/2015/10/21/chartex" xmlns:cx3="http://schemas.microsoft.com/office/drawing/2016/5/9/chartex" xmlns:cx4="http://schemas.microsoft.com/office/drawing/2016/5/10/chartex" xmlns:cx5="http://schemas.microsoft.com/office/drawing/2016/5/11/chartex" xmlns:cx6="http://schemas.microsoft.com/office/drawing/2016/5/12/chartex" xmlns:cx7="http://schemas.microsoft.com/office/drawing/2016/5/13/chartex" xmlns:cx8="http://schemas.microsoft.com/office/drawing/2016/5/14/chartex" xmlns:mc="http://schemas.openxmlformats.org/markup-compatibility/2006" xmlns:aink="http://schemas.microsoft.com/office/drawing/2016/ink" xmlns:am3d="http://schemas.microsoft.com/office/drawing/2017/model3d" xmlns:o="urn:schemas-microsoft-com:office:office" xmlns:oel="http://schemas.microsoft.com/office/2019/extlst" xmlns:r="http://schemas.openxmlformats.org/officeDocument/2006/relationships" xmlns:m="http://schemas.openxmlformats.org/officeDocument/2006/math" xmlns:v="urn:schemas-microsoft-com:vml" xmlns:wp14="http://schemas.microsoft.com/office/word/2010/wordprocessingDrawing" xmlns:wp="http://schemas.openxmlformats.org/drawingml/2006/wordprocessingDrawing" xmlns:w10="urn:schemas-microsoft-com:office:word" xmlns:w="http://schemas.openxmlformats.org/wordprocessingml/2006/main" xmlns:w14="http://schemas.microsoft.com/office/word/2010/wordml" xmlns:w15="http://schemas.microsoft.com/office/word/2012/wordml" xmlns:w16cex="http://schemas.microsoft.com/office/word/2018/wordml/cex" xmlns:w16cid="http://schemas.microsoft.com/office/word/2016/wordml/cid" xmlns:w16="http://schemas.microsoft.com/office/word/2018/wordml" xmlns:w16du="http://schemas.microsoft.com/office/word/2023/wordml/word16du" xmlns:w16sdtdh="http://schemas.microsoft.com/office/word/2020/wordml/sdtdatahash" xmlns:w16sdtfl="http://schemas.microsoft.com/office/word/2024/wordml/sdtformatlock" xmlns:w16se="http://schemas.microsoft.com/office/word/2015/wordml/symex" xmlns:wpg="http://schemas.microsoft.com/office/word/2010/wordprocessingGroup" xmlns:wpi="http://schemas.microsoft.com/office/word/2010/wordprocessingInk" xmlns:wne="http://schemas.microsoft.com/office/word/2006/wordml" xmlns:wps="http://schemas.microsoft.com/office/word/2010/wordprocessingShape" mc:Ignorable="w14 w15 w16se w16cid w16 w16cex w16sdtdh w16sdtfl w16du wp14">
+<w:document xmlns:wpc="http://schemas.microsoft.com/office/word/2010/wordprocessingCanvas" xmlns:cx="http://schemas.microsoft.com/office/drawing/2014/chartex" xmlns:cx1="http://schemas.microsoft.com/office/drawing/2015/9/8/chartex" xmlns:mc="http://schemas.openxmlformats.org/markup-compatibility/2006" xmlns:o="urn:schemas-microsoft-com:office:office" xmlns:r="http://schemas.openxmlformats.org/officeDocument/2006/relationships" xmlns:m="http://schemas.openxmlformats.org/officeDocument/2006/math" xmlns:v="urn:schemas-microsoft-com:vml" xmlns:wp14="http://schemas.microsoft.com/office/word/2010/wordprocessingDrawing" xmlns:wp="http://schemas.openxmlformats.org/drawingml/2006/wordprocessingDrawing" xmlns:w10="urn:schemas-microsoft-com:office:word" xmlns:w="http://schemas.openxmlformats.org/wordprocessingml/2006/main" xmlns:w14="http://schemas.microsoft.com/office/word/2010/wordml" xmlns:w15="http://schemas.microsoft.com/office/word/2012/wordml" xmlns:w16se="http://schemas.microsoft.com/office/word/2015/wordml/symex" xmlns:wpg="http://schemas.microsoft.com/office/word/2010/wordprocessingGroup" xmlns:wpi="http://schemas.microsoft.com/office/word/2010/wordprocessingInk" xmlns:wne="http://schemas.microsoft.com/office/word/2006/wordml" xmlns:wps="http://schemas.microsoft.com/office/word/2010/wordprocessingShape" mc:Ignorable="w14 w15 w16se wp14">
   <w:body>
     <w:p>
       <w:pPr>
@@ -361,7 +361,6 @@
           <w:rFonts w:ascii="Arial" w:hAnsi="Arial" w:cs="Arial"/>
           <w:sz w:val="20"/>
           <w:szCs w:val="20"/>
-          <w:highlight w:val="yellow"/>
         </w:rPr>
         <w:t>__</w:t>
       </w:r>
@@ -370,7 +369,6 @@
           <w:rFonts w:ascii="Arial" w:hAnsi="Arial" w:cs="Arial"/>
           <w:sz w:val="20"/>
           <w:szCs w:val="20"/>
-          <w:highlight w:val="yellow"/>
         </w:rPr>
         <w:t xml:space="preserve"> de ___________ de</w:t>
       </w:r>
@@ -379,7 +377,6 @@
           <w:rFonts w:ascii="Arial" w:hAnsi="Arial" w:cs="Arial"/>
           <w:sz w:val="20"/>
           <w:szCs w:val="20"/>
-          <w:highlight w:val="yellow"/>
         </w:rPr>
         <w:t xml:space="preserve"> _______</w:t>
       </w:r>
@@ -925,7 +922,17 @@
           <w:sz w:val="20"/>
           <w:szCs w:val="20"/>
         </w:rPr>
-        <w:t xml:space="preserve">, motivo por el cual el plazo de vigencia del Contrato se extenderá hasta el </w:t>
+        <w:t xml:space="preserve">, motivo por el cual el plazo de vigencia del Contrato </w:t>
+      </w:r>
+      <w:bookmarkStart w:id="0" w:name="_GoBack"/>
+      <w:bookmarkEnd w:id="0"/>
+      <w:r>
+        <w:rPr>
+          <w:rFonts w:ascii="Arial" w:hAnsi="Arial" w:cs="Arial"/>
+          <w:sz w:val="20"/>
+          <w:szCs w:val="20"/>
+        </w:rPr>
+        <w:t xml:space="preserve">se extenderá hasta el </w:t>
       </w:r>
       <w:r>
         <w:rPr>
@@ -1242,7 +1249,7 @@
         </w:rPr>
         <w:t>6</w:t>
       </w:r>
-      <w:commentRangeStart w:id="0"/>
+      <w:commentRangeStart w:id="1"/>
       <w:r>
         <w:rPr>
           <w:rFonts w:ascii="Arial" w:hAnsi="Arial" w:cs="Arial"/>
@@ -1267,7 +1274,7 @@
         </w:rPr>
         <w:t>enta) días desde la firma de la presente Adenda</w:t>
       </w:r>
-      <w:commentRangeEnd w:id="0"/>
+      <w:commentRangeEnd w:id="1"/>
       <w:r>
         <w:rPr>
           <w:rStyle w:val="Refdecomentario"/>
@@ -1275,7 +1282,7 @@
           <w:sz w:val="20"/>
           <w:szCs w:val="20"/>
         </w:rPr>
-        <w:commentReference w:id="0"/>
+        <w:commentReference w:id="1"/>
       </w:r>
       <w:r>
         <w:rPr>
@@ -4107,7 +4114,7 @@
       </w:pPr>
     </w:p>
     <w:sectPr>
-      <w:footerReference w:type="default" r:id="rId13"/>
+      <w:footerReference w:type="default" r:id="rId12"/>
       <w:pgSz w:w="12240" w:h="15840"/>
       <w:pgMar w:top="993" w:right="1701" w:bottom="1134" w:left="1701" w:header="708" w:footer="708" w:gutter="0"/>
       <w:cols w:space="708"/>
@@ -4118,8 +4125,8 @@
 </file>
 
 <file path=word/comments.xml><?xml version="1.0" encoding="utf-8"?>
-<w:comments xmlns:wpc="http://schemas.microsoft.com/office/word/2010/wordprocessingCanvas" xmlns:cx="http://schemas.microsoft.com/office/drawing/2014/chartex" xmlns:cx1="http://schemas.microsoft.com/office/drawing/2015/9/8/chartex" xmlns:cx2="http://schemas.microsoft.com/office/drawing/2015/10/21/chartex" xmlns:cx3="http://schemas.microsoft.com/office/drawing/2016/5/9/chartex" xmlns:cx4="http://schemas.microsoft.com/office/drawing/2016/5/10/chartex" xmlns:cx5="http://schemas.microsoft.com/office/drawing/2016/5/11/chartex" xmlns:cx6="http://schemas.microsoft.com/office/drawing/2016/5/12/chartex" xmlns:cx7="http://schemas.microsoft.com/office/drawing/2016/5/13/chartex" xmlns:cx8="http://schemas.microsoft.com/office/drawing/2016/5/14/chartex" xmlns:mc="http://schemas.openxmlformats.org/markup-compatibility/2006" xmlns:aink="http://schemas.microsoft.com/office/drawing/2016/ink" xmlns:am3d="http://schemas.microsoft.com/office/drawing/2017/model3d" xmlns:o="urn:schemas-microsoft-com:office:office" xmlns:oel="http://schemas.microsoft.com/office/2019/extlst" xmlns:r="http://schemas.openxmlformats.org/officeDocument/2006/relationships" xmlns:m="http://schemas.openxmlformats.org/officeDocument/2006/math" xmlns:v="urn:schemas-microsoft-com:vml" xmlns:wp14="http://schemas.microsoft.com/office/word/2010/wordprocessingDrawing" xmlns:wp="http://schemas.openxmlformats.org/drawingml/2006/wordprocessingDrawing" xmlns:w10="urn:schemas-microsoft-com:office:word" xmlns:w="http://schemas.openxmlformats.org/wordprocessingml/2006/main" xmlns:w14="http://schemas.microsoft.com/office/word/2010/wordml" xmlns:w15="http://schemas.microsoft.com/office/word/2012/wordml" xmlns:w16cex="http://schemas.microsoft.com/office/word/2018/wordml/cex" xmlns:w16cid="http://schemas.microsoft.com/office/word/2016/wordml/cid" xmlns:w16="http://schemas.microsoft.com/office/word/2018/wordml" xmlns:w16du="http://schemas.microsoft.com/office/word/2023/wordml/word16du" xmlns:w16sdtdh="http://schemas.microsoft.com/office/word/2020/wordml/sdtdatahash" xmlns:w16sdtfl="http://schemas.microsoft.com/office/word/2024/wordml/sdtformatlock" xmlns:w16se="http://schemas.microsoft.com/office/word/2015/wordml/symex" xmlns:wpg="http://schemas.microsoft.com/office/word/2010/wordprocessingGroup" xmlns:wpi="http://schemas.microsoft.com/office/word/2010/wordprocessingInk" xmlns:wne="http://schemas.microsoft.com/office/word/2006/wordml" xmlns:wps="http://schemas.microsoft.com/office/word/2010/wordprocessingShape" mc:Ignorable="w14 w15 w16se w16cid w16 w16cex w16sdtdh w16sdtfl w16du wp14">
-  <w:comment w:id="0" w:author="Federico Matt" w:date="2021-03-03T16:15:00Z" w:initials="FM">
+<w:comments xmlns:wpc="http://schemas.microsoft.com/office/word/2010/wordprocessingCanvas" xmlns:cx="http://schemas.microsoft.com/office/drawing/2014/chartex" xmlns:cx1="http://schemas.microsoft.com/office/drawing/2015/9/8/chartex" xmlns:mc="http://schemas.openxmlformats.org/markup-compatibility/2006" xmlns:o="urn:schemas-microsoft-com:office:office" xmlns:r="http://schemas.openxmlformats.org/officeDocument/2006/relationships" xmlns:m="http://schemas.openxmlformats.org/officeDocument/2006/math" xmlns:v="urn:schemas-microsoft-com:vml" xmlns:wp14="http://schemas.microsoft.com/office/word/2010/wordprocessingDrawing" xmlns:wp="http://schemas.openxmlformats.org/drawingml/2006/wordprocessingDrawing" xmlns:w10="urn:schemas-microsoft-com:office:word" xmlns:w="http://schemas.openxmlformats.org/wordprocessingml/2006/main" xmlns:w14="http://schemas.microsoft.com/office/word/2010/wordml" xmlns:w15="http://schemas.microsoft.com/office/word/2012/wordml" xmlns:w16se="http://schemas.microsoft.com/office/word/2015/wordml/symex" xmlns:wpg="http://schemas.microsoft.com/office/word/2010/wordprocessingGroup" xmlns:wpi="http://schemas.microsoft.com/office/word/2010/wordprocessingInk" xmlns:wne="http://schemas.microsoft.com/office/word/2006/wordml" xmlns:wps="http://schemas.microsoft.com/office/word/2010/wordprocessingShape" mc:Ignorable="w14 w15 w16se wp14">
+  <w:comment w:id="1" w:author="Federico Matt" w:date="2021-03-03T16:15:00Z" w:initials="FM">
     <w:p>
       <w:pPr>
         <w:pStyle w:val="Textocomentario"/>
@@ -4139,7 +4146,7 @@
 </file>
 
 <file path=word/commentsExtended.xml><?xml version="1.0" encoding="utf-8"?>
-<w15:commentsEx xmlns:wpc="http://schemas.microsoft.com/office/word/2010/wordprocessingCanvas" xmlns:cx="http://schemas.microsoft.com/office/drawing/2014/chartex" xmlns:cx1="http://schemas.microsoft.com/office/drawing/2015/9/8/chartex" xmlns:cx2="http://schemas.microsoft.com/office/drawing/2015/10/21/chartex" xmlns:cx3="http://schemas.microsoft.com/office/drawing/2016/5/9/chartex" xmlns:cx4="http://schemas.microsoft.com/office/drawing/2016/5/10/chartex" xmlns:cx5="http://schemas.microsoft.com/office/drawing/2016/5/11/chartex" xmlns:cx6="http://schemas.microsoft.com/office/drawing/2016/5/12/chartex" xmlns:cx7="http://schemas.microsoft.com/office/drawing/2016/5/13/chartex" xmlns:cx8="http://schemas.microsoft.com/office/drawing/2016/5/14/chartex" xmlns:mc="http://schemas.openxmlformats.org/markup-compatibility/2006" xmlns:aink="http://schemas.microsoft.com/office/drawing/2016/ink" xmlns:am3d="http://schemas.microsoft.com/office/drawing/2017/model3d" xmlns:o="urn:schemas-microsoft-com:office:office" xmlns:oel="http://schemas.microsoft.com/office/2019/extlst" xmlns:r="http://schemas.openxmlformats.org/officeDocument/2006/relationships" xmlns:m="http://schemas.openxmlformats.org/officeDocument/2006/math" xmlns:v="urn:schemas-microsoft-com:vml" xmlns:wp14="http://schemas.microsoft.com/office/word/2010/wordprocessingDrawing" xmlns:wp="http://schemas.openxmlformats.org/drawingml/2006/wordprocessingDrawing" xmlns:w10="urn:schemas-microsoft-com:office:word" xmlns:w="http://schemas.openxmlformats.org/wordprocessingml/2006/main" xmlns:w14="http://schemas.microsoft.com/office/word/2010/wordml" xmlns:w15="http://schemas.microsoft.com/office/word/2012/wordml" xmlns:w16cex="http://schemas.microsoft.com/office/word/2018/wordml/cex" xmlns:w16cid="http://schemas.microsoft.com/office/word/2016/wordml/cid" xmlns:w16="http://schemas.microsoft.com/office/word/2018/wordml" xmlns:w16du="http://schemas.microsoft.com/office/word/2023/wordml/word16du" xmlns:w16sdtdh="http://schemas.microsoft.com/office/word/2020/wordml/sdtdatahash" xmlns:w16sdtfl="http://schemas.microsoft.com/office/word/2024/wordml/sdtformatlock" xmlns:w16se="http://schemas.microsoft.com/office/word/2015/wordml/symex" xmlns:wpg="http://schemas.microsoft.com/office/word/2010/wordprocessingGroup" xmlns:wpi="http://schemas.microsoft.com/office/word/2010/wordprocessingInk" xmlns:wne="http://schemas.microsoft.com/office/word/2006/wordml" xmlns:wps="http://schemas.microsoft.com/office/word/2010/wordprocessingShape" mc:Ignorable="w14 w15 w16se w16cid w16 w16cex w16sdtdh w16sdtfl w16du wp14">
+<w15:commentsEx xmlns:wpc="http://schemas.microsoft.com/office/word/2010/wordprocessingCanvas" xmlns:cx="http://schemas.microsoft.com/office/drawing/2014/chartex" xmlns:cx1="http://schemas.microsoft.com/office/drawing/2015/9/8/chartex" xmlns:mc="http://schemas.openxmlformats.org/markup-compatibility/2006" xmlns:o="urn:schemas-microsoft-com:office:office" xmlns:r="http://schemas.openxmlformats.org/officeDocument/2006/relationships" xmlns:m="http://schemas.openxmlformats.org/officeDocument/2006/math" xmlns:v="urn:schemas-microsoft-com:vml" xmlns:wp14="http://schemas.microsoft.com/office/word/2010/wordprocessingDrawing" xmlns:wp="http://schemas.openxmlformats.org/drawingml/2006/wordprocessingDrawing" xmlns:w10="urn:schemas-microsoft-com:office:word" xmlns:w="http://schemas.openxmlformats.org/wordprocessingml/2006/main" xmlns:w14="http://schemas.microsoft.com/office/word/2010/wordml" xmlns:w15="http://schemas.microsoft.com/office/word/2012/wordml" xmlns:w16se="http://schemas.microsoft.com/office/word/2015/wordml/symex" xmlns:wpg="http://schemas.microsoft.com/office/word/2010/wordprocessingGroup" xmlns:wpi="http://schemas.microsoft.com/office/word/2010/wordprocessingInk" xmlns:wne="http://schemas.microsoft.com/office/word/2006/wordml" xmlns:wps="http://schemas.microsoft.com/office/word/2010/wordprocessingShape" mc:Ignorable="w14 w15 w16se wp14">
   <w15:commentEx w15:paraId="561A84F0" w15:done="0"/>
 </w15:commentsEx>
 </file>
@@ -4151,7 +4158,7 @@
 </file>
 
 <file path=word/endnotes.xml><?xml version="1.0" encoding="utf-8"?>
-<w:endnotes xmlns:wpc="http://schemas.microsoft.com/office/word/2010/wordprocessingCanvas" xmlns:cx="http://schemas.microsoft.com/office/drawing/2014/chartex" xmlns:cx1="http://schemas.microsoft.com/office/drawing/2015/9/8/chartex" xmlns:cx2="http://schemas.microsoft.com/office/drawing/2015/10/21/chartex" xmlns:cx3="http://schemas.microsoft.com/office/drawing/2016/5/9/chartex" xmlns:cx4="http://schemas.microsoft.com/office/drawing/2016/5/10/chartex" xmlns:cx5="http://schemas.microsoft.com/office/drawing/2016/5/11/chartex" xmlns:cx6="http://schemas.microsoft.com/office/drawing/2016/5/12/chartex" xmlns:cx7="http://schemas.microsoft.com/office/drawing/2016/5/13/chartex" xmlns:cx8="http://schemas.microsoft.com/office/drawing/2016/5/14/chartex" xmlns:mc="http://schemas.openxmlformats.org/markup-compatibility/2006" xmlns:aink="http://schemas.microsoft.com/office/drawing/2016/ink" xmlns:am3d="http://schemas.microsoft.com/office/drawing/2017/model3d" xmlns:o="urn:schemas-microsoft-com:office:office" xmlns:oel="http://schemas.microsoft.com/office/2019/extlst" xmlns:r="http://schemas.openxmlformats.org/officeDocument/2006/relationships" xmlns:m="http://schemas.openxmlformats.org/officeDocument/2006/math" xmlns:v="urn:schemas-microsoft-com:vml" xmlns:wp14="http://schemas.microsoft.com/office/word/2010/wordprocessingDrawing" xmlns:wp="http://schemas.openxmlformats.org/drawingml/2006/wordprocessingDrawing" xmlns:w10="urn:schemas-microsoft-com:office:word" xmlns:w="http://schemas.openxmlformats.org/wordprocessingml/2006/main" xmlns:w14="http://schemas.microsoft.com/office/word/2010/wordml" xmlns:w15="http://schemas.microsoft.com/office/word/2012/wordml" xmlns:w16cex="http://schemas.microsoft.com/office/word/2018/wordml/cex" xmlns:w16cid="http://schemas.microsoft.com/office/word/2016/wordml/cid" xmlns:w16="http://schemas.microsoft.com/office/word/2018/wordml" xmlns:w16du="http://schemas.microsoft.com/office/word/2023/wordml/word16du" xmlns:w16sdtdh="http://schemas.microsoft.com/office/word/2020/wordml/sdtdatahash" xmlns:w16sdtfl="http://schemas.microsoft.com/office/word/2024/wordml/sdtformatlock" xmlns:w16se="http://schemas.microsoft.com/office/word/2015/wordml/symex" xmlns:wpg="http://schemas.microsoft.com/office/word/2010/wordprocessingGroup" xmlns:wpi="http://schemas.microsoft.com/office/word/2010/wordprocessingInk" xmlns:wne="http://schemas.microsoft.com/office/word/2006/wordml" xmlns:wps="http://schemas.microsoft.com/office/word/2010/wordprocessingShape" mc:Ignorable="w14 w15 w16se w16cid w16 w16cex w16sdtdh w16sdtfl w16du wp14">
+<w:endnotes xmlns:wpc="http://schemas.microsoft.com/office/word/2010/wordprocessingCanvas" xmlns:cx="http://schemas.microsoft.com/office/drawing/2014/chartex" xmlns:cx1="http://schemas.microsoft.com/office/drawing/2015/9/8/chartex" xmlns:mc="http://schemas.openxmlformats.org/markup-compatibility/2006" xmlns:o="urn:schemas-microsoft-com:office:office" xmlns:r="http://schemas.openxmlformats.org/officeDocument/2006/relationships" xmlns:m="http://schemas.openxmlformats.org/officeDocument/2006/math" xmlns:v="urn:schemas-microsoft-com:vml" xmlns:wp14="http://schemas.microsoft.com/office/word/2010/wordprocessingDrawing" xmlns:wp="http://schemas.openxmlformats.org/drawingml/2006/wordprocessingDrawing" xmlns:w10="urn:schemas-microsoft-com:office:word" xmlns:w="http://schemas.openxmlformats.org/wordprocessingml/2006/main" xmlns:w14="http://schemas.microsoft.com/office/word/2010/wordml" xmlns:w15="http://schemas.microsoft.com/office/word/2012/wordml" xmlns:w16se="http://schemas.microsoft.com/office/word/2015/wordml/symex" xmlns:wpg="http://schemas.microsoft.com/office/word/2010/wordprocessingGroup" xmlns:wpi="http://schemas.microsoft.com/office/word/2010/wordprocessingInk" xmlns:wne="http://schemas.microsoft.com/office/word/2006/wordml" xmlns:wps="http://schemas.microsoft.com/office/word/2010/wordprocessingShape" mc:Ignorable="w14 w15 w16se wp14">
   <w:endnote w:type="separator" w:id="-1">
     <w:p>
       <w:pPr>
@@ -4176,7 +4183,7 @@
 </file>
 
 <file path=word/footer1.xml><?xml version="1.0" encoding="utf-8"?>
-<w:ftr xmlns:wpc="http://schemas.microsoft.com/office/word/2010/wordprocessingCanvas" xmlns:cx="http://schemas.microsoft.com/office/drawing/2014/chartex" xmlns:cx1="http://schemas.microsoft.com/office/drawing/2015/9/8/chartex" xmlns:cx2="http://schemas.microsoft.com/office/drawing/2015/10/21/chartex" xmlns:cx3="http://schemas.microsoft.com/office/drawing/2016/5/9/chartex" xmlns:cx4="http://schemas.microsoft.com/office/drawing/2016/5/10/chartex" xmlns:cx5="http://schemas.microsoft.com/office/drawing/2016/5/11/chartex" xmlns:cx6="http://schemas.microsoft.com/office/drawing/2016/5/12/chartex" xmlns:cx7="http://schemas.microsoft.com/office/drawing/2016/5/13/chartex" xmlns:cx8="http://schemas.microsoft.com/office/drawing/2016/5/14/chartex" xmlns:mc="http://schemas.openxmlformats.org/markup-compatibility/2006" xmlns:aink="http://schemas.microsoft.com/office/drawing/2016/ink" xmlns:am3d="http://schemas.microsoft.com/office/drawing/2017/model3d" xmlns:o="urn:schemas-microsoft-com:office:office" xmlns:oel="http://schemas.microsoft.com/office/2019/extlst" xmlns:r="http://schemas.openxmlformats.org/officeDocument/2006/relationships" xmlns:m="http://schemas.openxmlformats.org/officeDocument/2006/math" xmlns:v="urn:schemas-microsoft-com:vml" xmlns:wp14="http://schemas.microsoft.com/office/word/2010/wordprocessingDrawing" xmlns:wp="http://schemas.openxmlformats.org/drawingml/2006/wordprocessingDrawing" xmlns:w10="urn:schemas-microsoft-com:office:word" xmlns:w="http://schemas.openxmlformats.org/wordprocessingml/2006/main" xmlns:w14="http://schemas.microsoft.com/office/word/2010/wordml" xmlns:w15="http://schemas.microsoft.com/office/word/2012/wordml" xmlns:w16cex="http://schemas.microsoft.com/office/word/2018/wordml/cex" xmlns:w16cid="http://schemas.microsoft.com/office/word/2016/wordml/cid" xmlns:w16="http://schemas.microsoft.com/office/word/2018/wordml" xmlns:w16du="http://schemas.microsoft.com/office/word/2023/wordml/word16du" xmlns:w16sdtdh="http://schemas.microsoft.com/office/word/2020/wordml/sdtdatahash" xmlns:w16sdtfl="http://schemas.microsoft.com/office/word/2024/wordml/sdtformatlock" xmlns:w16se="http://schemas.microsoft.com/office/word/2015/wordml/symex" xmlns:wpg="http://schemas.microsoft.com/office/word/2010/wordprocessingGroup" xmlns:wpi="http://schemas.microsoft.com/office/word/2010/wordprocessingInk" xmlns:wne="http://schemas.microsoft.com/office/word/2006/wordml" xmlns:wps="http://schemas.microsoft.com/office/word/2010/wordprocessingShape" mc:Ignorable="w14 w15 w16se w16cid w16 w16cex w16sdtdh w16sdtfl w16du wp14">
+<w:ftr xmlns:wpc="http://schemas.microsoft.com/office/word/2010/wordprocessingCanvas" xmlns:cx="http://schemas.microsoft.com/office/drawing/2014/chartex" xmlns:cx1="http://schemas.microsoft.com/office/drawing/2015/9/8/chartex" xmlns:mc="http://schemas.openxmlformats.org/markup-compatibility/2006" xmlns:o="urn:schemas-microsoft-com:office:office" xmlns:r="http://schemas.openxmlformats.org/officeDocument/2006/relationships" xmlns:m="http://schemas.openxmlformats.org/officeDocument/2006/math" xmlns:v="urn:schemas-microsoft-com:vml" xmlns:wp14="http://schemas.microsoft.com/office/word/2010/wordprocessingDrawing" xmlns:wp="http://schemas.openxmlformats.org/drawingml/2006/wordprocessingDrawing" xmlns:w10="urn:schemas-microsoft-com:office:word" xmlns:w="http://schemas.openxmlformats.org/wordprocessingml/2006/main" xmlns:w14="http://schemas.microsoft.com/office/word/2010/wordml" xmlns:w15="http://schemas.microsoft.com/office/word/2012/wordml" xmlns:w16se="http://schemas.microsoft.com/office/word/2015/wordml/symex" xmlns:wpg="http://schemas.microsoft.com/office/word/2010/wordprocessingGroup" xmlns:wpi="http://schemas.microsoft.com/office/word/2010/wordprocessingInk" xmlns:wne="http://schemas.microsoft.com/office/word/2006/wordml" xmlns:wps="http://schemas.microsoft.com/office/word/2010/wordprocessingShape" mc:Ignorable="w14 w15 w16se wp14">
   <w:sdt>
     <w:sdtPr>
       <w:id w:val="-1383939852"/>
@@ -4185,6 +4192,7 @@
         <w:docPartUnique/>
       </w:docPartObj>
     </w:sdtPr>
+    <w:sdtEndPr/>
     <w:sdtContent>
       <w:p>
         <w:pPr>
@@ -4205,7 +4213,7 @@
             <w:noProof/>
             <w:lang w:val="es-ES"/>
           </w:rPr>
-          <w:t>3</w:t>
+          <w:t>1</w:t>
         </w:r>
         <w:r>
           <w:fldChar w:fldCharType="end"/>
@@ -4222,7 +4230,7 @@
 </file>
 
 <file path=word/footnotes.xml><?xml version="1.0" encoding="utf-8"?>
-<w:footnotes xmlns:wpc="http://schemas.microsoft.com/office/word/2010/wordprocessingCanvas" xmlns:cx="http://schemas.microsoft.com/office/drawing/2014/chartex" xmlns:cx1="http://schemas.microsoft.com/office/drawing/2015/9/8/chartex" xmlns:cx2="http://schemas.microsoft.com/office/drawing/2015/10/21/chartex" xmlns:cx3="http://schemas.microsoft.com/office/drawing/2016/5/9/chartex" xmlns:cx4="http://schemas.microsoft.com/office/drawing/2016/5/10/chartex" xmlns:cx5="http://schemas.microsoft.com/office/drawing/2016/5/11/chartex" xmlns:cx6="http://schemas.microsoft.com/office/drawing/2016/5/12/chartex" xmlns:cx7="http://schemas.microsoft.com/office/drawing/2016/5/13/chartex" xmlns:cx8="http://schemas.microsoft.com/office/drawing/2016/5/14/chartex" xmlns:mc="http://schemas.openxmlformats.org/markup-compatibility/2006" xmlns:aink="http://schemas.microsoft.com/office/drawing/2016/ink" xmlns:am3d="http://schemas.microsoft.com/office/drawing/2017/model3d" xmlns:o="urn:schemas-microsoft-com:office:office" xmlns:oel="http://schemas.microsoft.com/office/2019/extlst" xmlns:r="http://schemas.openxmlformats.org/officeDocument/2006/relationships" xmlns:m="http://schemas.openxmlformats.org/officeDocument/2006/math" xmlns:v="urn:schemas-microsoft-com:vml" xmlns:wp14="http://schemas.microsoft.com/office/word/2010/wordprocessingDrawing" xmlns:wp="http://schemas.openxmlformats.org/drawingml/2006/wordprocessingDrawing" xmlns:w10="urn:schemas-microsoft-com:office:word" xmlns:w="http://schemas.openxmlformats.org/wordprocessingml/2006/main" xmlns:w14="http://schemas.microsoft.com/office/word/2010/wordml" xmlns:w15="http://schemas.microsoft.com/office/word/2012/wordml" xmlns:w16cex="http://schemas.microsoft.com/office/word/2018/wordml/cex" xmlns:w16cid="http://schemas.microsoft.com/office/word/2016/wordml/cid" xmlns:w16="http://schemas.microsoft.com/office/word/2018/wordml" xmlns:w16du="http://schemas.microsoft.com/office/word/2023/wordml/word16du" xmlns:w16sdtdh="http://schemas.microsoft.com/office/word/2020/wordml/sdtdatahash" xmlns:w16sdtfl="http://schemas.microsoft.com/office/word/2024/wordml/sdtformatlock" xmlns:w16se="http://schemas.microsoft.com/office/word/2015/wordml/symex" xmlns:wpg="http://schemas.microsoft.com/office/word/2010/wordprocessingGroup" xmlns:wpi="http://schemas.microsoft.com/office/word/2010/wordprocessingInk" xmlns:wne="http://schemas.microsoft.com/office/word/2006/wordml" xmlns:wps="http://schemas.microsoft.com/office/word/2010/wordprocessingShape" mc:Ignorable="w14 w15 w16se w16cid w16 w16cex w16sdtdh w16sdtfl w16du wp14">
+<w:footnotes xmlns:wpc="http://schemas.microsoft.com/office/word/2010/wordprocessingCanvas" xmlns:cx="http://schemas.microsoft.com/office/drawing/2014/chartex" xmlns:cx1="http://schemas.microsoft.com/office/drawing/2015/9/8/chartex" xmlns:mc="http://schemas.openxmlformats.org/markup-compatibility/2006" xmlns:o="urn:schemas-microsoft-com:office:office" xmlns:r="http://schemas.openxmlformats.org/officeDocument/2006/relationships" xmlns:m="http://schemas.openxmlformats.org/officeDocument/2006/math" xmlns:v="urn:schemas-microsoft-com:vml" xmlns:wp14="http://schemas.microsoft.com/office/word/2010/wordprocessingDrawing" xmlns:wp="http://schemas.openxmlformats.org/drawingml/2006/wordprocessingDrawing" xmlns:w10="urn:schemas-microsoft-com:office:word" xmlns:w="http://schemas.openxmlformats.org/wordprocessingml/2006/main" xmlns:w14="http://schemas.microsoft.com/office/word/2010/wordml" xmlns:w15="http://schemas.microsoft.com/office/word/2012/wordml" xmlns:w16se="http://schemas.microsoft.com/office/word/2015/wordml/symex" xmlns:wpg="http://schemas.microsoft.com/office/word/2010/wordprocessingGroup" xmlns:wpi="http://schemas.microsoft.com/office/word/2010/wordprocessingInk" xmlns:wne="http://schemas.microsoft.com/office/word/2006/wordml" xmlns:wps="http://schemas.microsoft.com/office/word/2010/wordprocessingShape" mc:Ignorable="w14 w15 w16se wp14">
   <w:footnote w:type="separator" w:id="-1">
     <w:p>
       <w:pPr>
@@ -4247,7 +4255,7 @@
 </file>
 
 <file path=word/numbering.xml><?xml version="1.0" encoding="utf-8"?>
-<w:numbering xmlns:wpc="http://schemas.microsoft.com/office/word/2010/wordprocessingCanvas" xmlns:cx="http://schemas.microsoft.com/office/drawing/2014/chartex" xmlns:cx1="http://schemas.microsoft.com/office/drawing/2015/9/8/chartex" xmlns:cx2="http://schemas.microsoft.com/office/drawing/2015/10/21/chartex" xmlns:cx3="http://schemas.microsoft.com/office/drawing/2016/5/9/chartex" xmlns:cx4="http://schemas.microsoft.com/office/drawing/2016/5/10/chartex" xmlns:cx5="http://schemas.microsoft.com/office/drawing/2016/5/11/chartex" xmlns:cx6="http://schemas.microsoft.com/office/drawing/2016/5/12/chartex" xmlns:cx7="http://schemas.microsoft.com/office/drawing/2016/5/13/chartex" xmlns:cx8="http://schemas.microsoft.com/office/drawing/2016/5/14/chartex" xmlns:mc="http://schemas.openxmlformats.org/markup-compatibility/2006" xmlns:aink="http://schemas.microsoft.com/office/drawing/2016/ink" xmlns:am3d="http://schemas.microsoft.com/office/drawing/2017/model3d" xmlns:o="urn:schemas-microsoft-com:office:office" xmlns:oel="http://schemas.microsoft.com/office/2019/extlst" xmlns:r="http://schemas.openxmlformats.org/officeDocument/2006/relationships" xmlns:m="http://schemas.openxmlformats.org/officeDocument/2006/math" xmlns:v="urn:schemas-microsoft-com:vml" xmlns:wp14="http://schemas.microsoft.com/office/word/2010/wordprocessingDrawing" xmlns:wp="http://schemas.openxmlformats.org/drawingml/2006/wordprocessingDrawing" xmlns:w10="urn:schemas-microsoft-com:office:word" xmlns:w="http://schemas.openxmlformats.org/wordprocessingml/2006/main" xmlns:w14="http://schemas.microsoft.com/office/word/2010/wordml" xmlns:w15="http://schemas.microsoft.com/office/word/2012/wordml" xmlns:w16cex="http://schemas.microsoft.com/office/word/2018/wordml/cex" xmlns:w16cid="http://schemas.microsoft.com/office/word/2016/wordml/cid" xmlns:w16="http://schemas.microsoft.com/office/word/2018/wordml" xmlns:w16du="http://schemas.microsoft.com/office/word/2023/wordml/word16du" xmlns:w16sdtdh="http://schemas.microsoft.com/office/word/2020/wordml/sdtdatahash" xmlns:w16sdtfl="http://schemas.microsoft.com/office/word/2024/wordml/sdtformatlock" xmlns:w16se="http://schemas.microsoft.com/office/word/2015/wordml/symex" xmlns:wpg="http://schemas.microsoft.com/office/word/2010/wordprocessingGroup" xmlns:wpi="http://schemas.microsoft.com/office/word/2010/wordprocessingInk" xmlns:wne="http://schemas.microsoft.com/office/word/2006/wordml" xmlns:wps="http://schemas.microsoft.com/office/word/2010/wordprocessingShape" mc:Ignorable="w14 w15 w16se w16cid w16 w16cex w16sdtdh w16sdtfl w16du wp14">
+<w:numbering xmlns:wpc="http://schemas.microsoft.com/office/word/2010/wordprocessingCanvas" xmlns:cx="http://schemas.microsoft.com/office/drawing/2014/chartex" xmlns:cx1="http://schemas.microsoft.com/office/drawing/2015/9/8/chartex" xmlns:mc="http://schemas.openxmlformats.org/markup-compatibility/2006" xmlns:o="urn:schemas-microsoft-com:office:office" xmlns:r="http://schemas.openxmlformats.org/officeDocument/2006/relationships" xmlns:m="http://schemas.openxmlformats.org/officeDocument/2006/math" xmlns:v="urn:schemas-microsoft-com:vml" xmlns:wp14="http://schemas.microsoft.com/office/word/2010/wordprocessingDrawing" xmlns:wp="http://schemas.openxmlformats.org/drawingml/2006/wordprocessingDrawing" xmlns:w10="urn:schemas-microsoft-com:office:word" xmlns:w="http://schemas.openxmlformats.org/wordprocessingml/2006/main" xmlns:w14="http://schemas.microsoft.com/office/word/2010/wordml" xmlns:w15="http://schemas.microsoft.com/office/word/2012/wordml" xmlns:w16se="http://schemas.microsoft.com/office/word/2015/wordml/symex" xmlns:wpg="http://schemas.microsoft.com/office/word/2010/wordprocessingGroup" xmlns:wpi="http://schemas.microsoft.com/office/word/2010/wordprocessingInk" xmlns:wne="http://schemas.microsoft.com/office/word/2006/wordml" xmlns:wps="http://schemas.microsoft.com/office/word/2010/wordprocessingShape" mc:Ignorable="w14 w15 w16se wp14">
   <w:abstractNum w:abstractNumId="0" w15:restartNumberingAfterBreak="0">
     <w:nsid w:val="04BB30C8"/>
     <w:multiLevelType w:val="multilevel"/>
@@ -5587,7 +5595,7 @@
       </w:rPr>
     </w:lvl>
   </w:abstractNum>
-  <w:num w:numId="1" w16cid:durableId="1737125131">
+  <w:num w:numId="1">
     <w:abstractNumId w:val="9"/>
     <w:lvlOverride w:ilvl="0">
       <w:startOverride w:val="1"/>
@@ -5617,7 +5625,7 @@
       <w:startOverride w:val="1"/>
     </w:lvlOverride>
   </w:num>
-  <w:num w:numId="2" w16cid:durableId="1262295981">
+  <w:num w:numId="2">
     <w:abstractNumId w:val="13"/>
     <w:lvlOverride w:ilvl="0">
       <w:startOverride w:val="1"/>
@@ -5647,34 +5655,34 @@
       <w:startOverride w:val="1"/>
     </w:lvlOverride>
   </w:num>
-  <w:num w:numId="3" w16cid:durableId="782842805">
+  <w:num w:numId="3">
     <w:abstractNumId w:val="9"/>
   </w:num>
-  <w:num w:numId="4" w16cid:durableId="1352103277">
+  <w:num w:numId="4">
     <w:abstractNumId w:val="1"/>
   </w:num>
-  <w:num w:numId="5" w16cid:durableId="1573269955">
+  <w:num w:numId="5">
     <w:abstractNumId w:val="0"/>
   </w:num>
-  <w:num w:numId="6" w16cid:durableId="430708675">
+  <w:num w:numId="6">
     <w:abstractNumId w:val="6"/>
   </w:num>
-  <w:num w:numId="7" w16cid:durableId="726218878">
+  <w:num w:numId="7">
     <w:abstractNumId w:val="3"/>
   </w:num>
-  <w:num w:numId="8" w16cid:durableId="1635670307">
+  <w:num w:numId="8">
     <w:abstractNumId w:val="4"/>
   </w:num>
-  <w:num w:numId="9" w16cid:durableId="2125802034">
+  <w:num w:numId="9">
     <w:abstractNumId w:val="11"/>
   </w:num>
-  <w:num w:numId="10" w16cid:durableId="2117865186">
+  <w:num w:numId="10">
     <w:abstractNumId w:val="7"/>
   </w:num>
-  <w:num w:numId="11" w16cid:durableId="983312717">
+  <w:num w:numId="11">
     <w:abstractNumId w:val="12"/>
   </w:num>
-  <w:num w:numId="12" w16cid:durableId="1650792673">
+  <w:num w:numId="12">
     <w:abstractNumId w:val="8"/>
     <w:lvlOverride w:ilvl="0">
       <w:startOverride w:val="1"/>
@@ -5704,7 +5712,7 @@
       <w:startOverride w:val="1"/>
     </w:lvlOverride>
   </w:num>
-  <w:num w:numId="13" w16cid:durableId="611597278">
+  <w:num w:numId="13">
     <w:abstractNumId w:val="10"/>
     <w:lvlOverride w:ilvl="0">
       <w:startOverride w:val="1"/>
@@ -5734,7 +5742,7 @@
       <w:startOverride w:val="1"/>
     </w:lvlOverride>
   </w:num>
-  <w:num w:numId="14" w16cid:durableId="2044793121">
+  <w:num w:numId="14">
     <w:abstractNumId w:val="5"/>
     <w:lvlOverride w:ilvl="0">
       <w:startOverride w:val="1"/>
@@ -5764,7 +5772,7 @@
       <w:startOverride w:val="1"/>
     </w:lvlOverride>
   </w:num>
-  <w:num w:numId="15" w16cid:durableId="226888967">
+  <w:num w:numId="15">
     <w:abstractNumId w:val="2"/>
     <w:lvlOverride w:ilvl="0">
       <w:startOverride w:val="1"/>
@@ -5794,14 +5802,14 @@
       <w:startOverride w:val="1"/>
     </w:lvlOverride>
   </w:num>
-  <w:num w:numId="16" w16cid:durableId="436606515">
+  <w:num w:numId="16">
     <w:abstractNumId w:val="5"/>
   </w:num>
 </w:numbering>
 </file>
 
 <file path=word/styles.xml><?xml version="1.0" encoding="utf-8"?>
-<w:styles xmlns:mc="http://schemas.openxmlformats.org/markup-compatibility/2006" xmlns:r="http://schemas.openxmlformats.org/officeDocument/2006/relationships" xmlns:w="http://schemas.openxmlformats.org/wordprocessingml/2006/main" xmlns:w14="http://schemas.microsoft.com/office/word/2010/wordml" xmlns:w15="http://schemas.microsoft.com/office/word/2012/wordml" xmlns:w16cex="http://schemas.microsoft.com/office/word/2018/wordml/cex" xmlns:w16cid="http://schemas.microsoft.com/office/word/2016/wordml/cid" xmlns:w16="http://schemas.microsoft.com/office/word/2018/wordml" xmlns:w16du="http://schemas.microsoft.com/office/word/2023/wordml/word16du" xmlns:w16sdtdh="http://schemas.microsoft.com/office/word/2020/wordml/sdtdatahash" xmlns:w16sdtfl="http://schemas.microsoft.com/office/word/2024/wordml/sdtformatlock" xmlns:w16se="http://schemas.microsoft.com/office/word/2015/wordml/symex" mc:Ignorable="w14 w15 w16se w16cid w16 w16cex w16sdtdh w16sdtfl w16du">
+<w:styles xmlns:mc="http://schemas.openxmlformats.org/markup-compatibility/2006" xmlns:r="http://schemas.openxmlformats.org/officeDocument/2006/relationships" xmlns:w="http://schemas.openxmlformats.org/wordprocessingml/2006/main" xmlns:w14="http://schemas.microsoft.com/office/word/2010/wordml" xmlns:w15="http://schemas.microsoft.com/office/word/2012/wordml" xmlns:w16se="http://schemas.microsoft.com/office/word/2015/wordml/symex" mc:Ignorable="w14 w15 w16se">
   <w:docDefaults>
     <w:rPrDefault>
       <w:rPr>
@@ -5817,7 +5825,7 @@
       </w:pPr>
     </w:pPrDefault>
   </w:docDefaults>
-  <w:latentStyles w:defLockedState="0" w:defUIPriority="99" w:defSemiHidden="0" w:defUnhideWhenUsed="0" w:defQFormat="0" w:count="376">
+  <w:latentStyles w:defLockedState="0" w:defUIPriority="99" w:defSemiHidden="0" w:defUnhideWhenUsed="0" w:defQFormat="0" w:count="371">
     <w:lsdException w:name="Normal" w:uiPriority="0" w:qFormat="1"/>
     <w:lsdException w:name="heading 1" w:uiPriority="9" w:qFormat="1"/>
     <w:lsdException w:name="heading 2" w:semiHidden="1" w:uiPriority="9" w:unhideWhenUsed="1" w:qFormat="1"/>
@@ -6189,11 +6197,6 @@
     <w:lsdException w:name="List Table 5 Dark Accent 6" w:uiPriority="50"/>
     <w:lsdException w:name="List Table 6 Colorful Accent 6" w:uiPriority="51"/>
     <w:lsdException w:name="List Table 7 Colorful Accent 6" w:uiPriority="52"/>
-    <w:lsdException w:name="Mention" w:semiHidden="1" w:unhideWhenUsed="1"/>
-    <w:lsdException w:name="Smart Hyperlink" w:semiHidden="1" w:unhideWhenUsed="1"/>
-    <w:lsdException w:name="Hashtag" w:semiHidden="1" w:unhideWhenUsed="1"/>
-    <w:lsdException w:name="Unresolved Mention" w:semiHidden="1" w:unhideWhenUsed="1"/>
-    <w:lsdException w:name="Smart Link" w:semiHidden="1" w:unhideWhenUsed="1"/>
   </w:latentStyles>
   <w:style w:type="paragraph" w:default="1" w:styleId="Normal">
     <w:name w:val="Normal"/>
@@ -6768,33 +6771,6 @@
 </file>
 
 <file path=customXml/item1.xml><?xml version="1.0" encoding="utf-8"?>
-<p:properties xmlns:p="http://schemas.microsoft.com/office/2006/metadata/properties" xmlns:xsi="http://www.w3.org/2001/XMLSchema-instance" xmlns:pc="http://schemas.microsoft.com/office/infopath/2007/PartnerControls">
-  <documentManagement>
-    <Cod_x002e_Cliente xmlns="5b6b5241-50d0-4c02-a7f7-d0753a909d53">0</Cod_x002e_Cliente>
-    <Numerodecausa_x002f_exp_x002e_ xmlns="5b6b5241-50d0-4c02-a7f7-d0753a909d53" xsi:nil="true"/>
-    <Abogadoacargo xmlns="5b6b5241-50d0-4c02-a7f7-d0753a909d53" xsi:nil="true"/>
-    <Socioacargo xmlns="5b6b5241-50d0-4c02-a7f7-d0753a909d53" xsi:nil="true"/>
-    <GrupoEcon_x00f3_mico xmlns="5b6b5241-50d0-4c02-a7f7-d0753a909d53" xsi:nil="true"/>
-    <lcf76f155ced4ddcb4097134ff3c332f xmlns="5b6b5241-50d0-4c02-a7f7-d0753a909d53">
-      <Terms xmlns="http://schemas.microsoft.com/office/infopath/2007/PartnerControls"/>
-    </lcf76f155ced4ddcb4097134ff3c332f>
-    <TaxCatchAll xmlns="dfde030a-8e9a-4d5e-8288-d63a4d23310e" xsi:nil="true"/>
-    <NombreBusqueda xmlns="5b6b5241-50d0-4c02-a7f7-d0753a909d53" xsi:nil="true"/>
-    <Inicialll xmlns="5b6b5241-50d0-4c02-a7f7-d0753a909d53" xsi:nil="true"/>
-  </documentManagement>
-</p:properties>
-</file>
-
-<file path=customXml/item2.xml><?xml version="1.0" encoding="utf-8"?>
-<?mso-contentType ?>
-<FormTemplates xmlns="http://schemas.microsoft.com/sharepoint/v3/contenttype/forms">
-  <Display>DocumentLibraryForm</Display>
-  <Edit>DocumentLibraryForm</Edit>
-  <New>DocumentLibraryForm</New>
-</FormTemplates>
-</file>
-
-<file path=customXml/item3.xml><?xml version="1.0" encoding="utf-8"?>
 <ct:contentTypeSchema xmlns:ct="http://schemas.microsoft.com/office/2006/metadata/contentType" xmlns:ma="http://schemas.microsoft.com/office/2006/metadata/properties/metaAttributes" ct:_="" ma:_="" ma:contentTypeName="Documento" ma:contentTypeID="0x01010013E84D20559E9C46A1AE57EE10AE055A" ma:contentTypeVersion="22" ma:contentTypeDescription="Crear nuevo documento." ma:contentTypeScope="" ma:versionID="1e7a55a61121defcce1c74f98494ab69">
   <xsd:schema xmlns:xsd="http://www.w3.org/2001/XMLSchema" xmlns:xs="http://www.w3.org/2001/XMLSchema" xmlns:p="http://schemas.microsoft.com/office/2006/metadata/properties" xmlns:ns2="5b6b5241-50d0-4c02-a7f7-d0753a909d53" xmlns:ns3="dfde030a-8e9a-4d5e-8288-d63a4d23310e" targetNamespace="http://schemas.microsoft.com/office/2006/metadata/properties" ma:root="true" ma:fieldsID="1f6af528fd04dfd0dd3ffdf4b0696a27" ns2:_="" ns3:_="">
     <xsd:import namespace="5b6b5241-50d0-4c02-a7f7-d0753a909d53"/>
@@ -7065,26 +7041,34 @@
 </ct:contentTypeSchema>
 </file>
 
-<file path=customXml/itemProps1.xml><?xml version="1.0" encoding="utf-8"?>
-<ds:datastoreItem xmlns:ds="http://schemas.openxmlformats.org/officeDocument/2006/customXml" ds:itemID="{40A0D87A-97F5-4117-85E8-8863CC8DBA6A}">
-  <ds:schemaRefs>
-    <ds:schemaRef ds:uri="http://schemas.microsoft.com/office/2006/metadata/properties"/>
-    <ds:schemaRef ds:uri="http://schemas.microsoft.com/office/infopath/2007/PartnerControls"/>
-    <ds:schemaRef ds:uri="5b6b5241-50d0-4c02-a7f7-d0753a909d53"/>
-    <ds:schemaRef ds:uri="dfde030a-8e9a-4d5e-8288-d63a4d23310e"/>
-  </ds:schemaRefs>
-</ds:datastoreItem>
+<file path=customXml/item2.xml><?xml version="1.0" encoding="utf-8"?>
+<?mso-contentType ?>
+<FormTemplates xmlns="http://schemas.microsoft.com/sharepoint/v3/contenttype/forms">
+  <Display>DocumentLibraryForm</Display>
+  <Edit>DocumentLibraryForm</Edit>
+  <New>DocumentLibraryForm</New>
+</FormTemplates>
 </file>
 
-<file path=customXml/itemProps2.xml><?xml version="1.0" encoding="utf-8"?>
-<ds:datastoreItem xmlns:ds="http://schemas.openxmlformats.org/officeDocument/2006/customXml" ds:itemID="{6A15B86C-7075-4E5B-A12D-D49B4BD8C92F}">
-  <ds:schemaRefs>
-    <ds:schemaRef ds:uri="http://schemas.microsoft.com/sharepoint/v3/contenttype/forms"/>
-  </ds:schemaRefs>
-</ds:datastoreItem>
+<file path=customXml/item3.xml><?xml version="1.0" encoding="utf-8"?>
+<p:properties xmlns:p="http://schemas.microsoft.com/office/2006/metadata/properties" xmlns:xsi="http://www.w3.org/2001/XMLSchema-instance" xmlns:pc="http://schemas.microsoft.com/office/infopath/2007/PartnerControls">
+  <documentManagement>
+    <Cod_x002e_Cliente xmlns="5b6b5241-50d0-4c02-a7f7-d0753a909d53">0</Cod_x002e_Cliente>
+    <Numerodecausa_x002f_exp_x002e_ xmlns="5b6b5241-50d0-4c02-a7f7-d0753a909d53" xsi:nil="true"/>
+    <Abogadoacargo xmlns="5b6b5241-50d0-4c02-a7f7-d0753a909d53" xsi:nil="true"/>
+    <Socioacargo xmlns="5b6b5241-50d0-4c02-a7f7-d0753a909d53" xsi:nil="true"/>
+    <GrupoEcon_x00f3_mico xmlns="5b6b5241-50d0-4c02-a7f7-d0753a909d53" xsi:nil="true"/>
+    <lcf76f155ced4ddcb4097134ff3c332f xmlns="5b6b5241-50d0-4c02-a7f7-d0753a909d53">
+      <Terms xmlns="http://schemas.microsoft.com/office/infopath/2007/PartnerControls"/>
+    </lcf76f155ced4ddcb4097134ff3c332f>
+    <TaxCatchAll xmlns="dfde030a-8e9a-4d5e-8288-d63a4d23310e" xsi:nil="true"/>
+    <NombreBusqueda xmlns="5b6b5241-50d0-4c02-a7f7-d0753a909d53" xsi:nil="true"/>
+    <Inicialll xmlns="5b6b5241-50d0-4c02-a7f7-d0753a909d53" xsi:nil="true"/>
+  </documentManagement>
+</p:properties>
 </file>
 
-<file path=customXml/itemProps3.xml><?xml version="1.0" encoding="utf-8"?>
+<file path=customXml/itemProps1.xml><?xml version="1.0" encoding="utf-8"?>
 <ds:datastoreItem xmlns:ds="http://schemas.openxmlformats.org/officeDocument/2006/customXml" ds:itemID="{689F5017-29F4-445A-B8F1-EB3AFEEF790D}">
   <ds:schemaRefs>
     <ds:schemaRef ds:uri="http://schemas.microsoft.com/office/2006/metadata/contentType"/>
@@ -7101,4 +7085,23 @@
     <ds:schemaRef ds:uri="http://schemas.microsoft.com/internal/obd"/>
   </ds:schemaRefs>
 </ds:datastoreItem>
+</file>
+
+<file path=customXml/itemProps2.xml><?xml version="1.0" encoding="utf-8"?>
+<ds:datastoreItem xmlns:ds="http://schemas.openxmlformats.org/officeDocument/2006/customXml" ds:itemID="{6A15B86C-7075-4E5B-A12D-D49B4BD8C92F}">
+  <ds:schemaRefs>
+    <ds:schemaRef ds:uri="http://schemas.microsoft.com/sharepoint/v3/contenttype/forms"/>
+  </ds:schemaRefs>
+</ds:datastoreItem>
+</file>
+
+<file path=customXml/itemProps3.xml><?xml version="1.0" encoding="utf-8"?>
+<ds:datastoreItem xmlns:ds="http://schemas.openxmlformats.org/officeDocument/2006/customXml" ds:itemID="{40A0D87A-97F5-4117-85E8-8863CC8DBA6A}">
+  <ds:schemaRefs>
+    <ds:schemaRef ds:uri="http://schemas.microsoft.com/office/2006/metadata/properties"/>
+    <ds:schemaRef ds:uri="http://schemas.microsoft.com/office/infopath/2007/PartnerControls"/>
+    <ds:schemaRef ds:uri="5b6b5241-50d0-4c02-a7f7-d0753a909d53"/>
+    <ds:schemaRef ds:uri="dfde030a-8e9a-4d5e-8288-d63a4d23310e"/>
+  </ds:schemaRefs>
+</ds:datastoreItem>
 </file>